--- a/docs/lab-04/Отчёт_ЛР4_Соболев.docx
+++ b/docs/lab-04/Отчёт_ЛР4_Соболев.docx
@@ -345,13 +345,9 @@
       </w:r>
     </w:p>
     <w:p>
-      <w:r>
-        <w:br w:type="page"/>
-      </w:r>
-    </w:p>
-    <w:p>
       <w:pPr>
         <w:pStyle w:val="Heading1"/>
+        <w:pageBreakBefore/>
       </w:pPr>
       <w:r>
         <w:t>РЕФЕРАТ</w:t>
@@ -493,13 +489,9 @@
       </w:r>
     </w:p>
     <w:p>
-      <w:r>
-        <w:br w:type="page"/>
-      </w:r>
-    </w:p>
-    <w:p>
       <w:pPr>
         <w:pStyle w:val="Heading1"/>
+        <w:pageBreakBefore/>
       </w:pPr>
       <w:r>
         <w:t>СОДЕРЖАНИЕ</w:t>
@@ -554,7 +546,7 @@
       <w:r>
         <w:t>1.1 Описание окружения</w:t>
         <w:tab/>
-        <w:t>5</w:t>
+        <w:t>6</w:t>
       </w:r>
     </w:p>
     <w:p>
@@ -567,7 +559,7 @@
       <w:r>
         <w:t>1.2 Конфигурация NGINX</w:t>
         <w:tab/>
-        <w:t>5</w:t>
+        <w:t>7</w:t>
       </w:r>
     </w:p>
     <w:p>
@@ -580,7 +572,7 @@
       <w:r>
         <w:t>1.3 Настройка PHP</w:t>
         <w:tab/>
-        <w:t>6</w:t>
+        <w:t>8</w:t>
       </w:r>
     </w:p>
     <w:p>
@@ -592,45 +584,6 @@
       </w:pPr>
       <w:r>
         <w:t>1.4 База данных и подключение приложения</w:t>
-        <w:tab/>
-        <w:t>6</w:t>
-      </w:r>
-    </w:p>
-    <w:p>
-      <w:pPr>
-        <w:tabs>
-          <w:tab w:pos="10205" w:val="right" w:leader="dot"/>
-        </w:tabs>
-        <w:ind w:left="425"/>
-      </w:pPr>
-      <w:r>
-        <w:t>1.5 Команды запуска</w:t>
-        <w:tab/>
-        <w:t>6</w:t>
-      </w:r>
-    </w:p>
-    <w:p>
-      <w:pPr>
-        <w:tabs>
-          <w:tab w:pos="10205" w:val="right" w:leader="dot"/>
-        </w:tabs>
-        <w:ind w:left="425"/>
-      </w:pPr>
-      <w:r>
-        <w:t>1.6 Проверка</w:t>
-        <w:tab/>
-        <w:t>6</w:t>
-      </w:r>
-    </w:p>
-    <w:p>
-      <w:pPr>
-        <w:tabs>
-          <w:tab w:pos="10205" w:val="right" w:leader="dot"/>
-        </w:tabs>
-        <w:ind w:left="0"/>
-      </w:pPr>
-      <w:r>
-        <w:t>ЗАКЛЮЧЕНИЕ</w:t>
         <w:tab/>
         <w:t>9</w:t>
       </w:r>
@@ -640,23 +593,58 @@
         <w:tabs>
           <w:tab w:pos="10205" w:val="right" w:leader="dot"/>
         </w:tabs>
-        <w:ind w:left="0"/>
+        <w:ind w:left="425"/>
       </w:pPr>
       <w:r>
-        <w:t>СПИСОК ИСПОЛЬЗОВАННЫХ ИСТОЧНИКОВ</w:t>
+        <w:t>1.5 Команды запуска</w:t>
         <w:tab/>
         <w:t>10</w:t>
       </w:r>
     </w:p>
-    <w:p/>
     <w:p>
+      <w:pPr>
+        <w:tabs>
+          <w:tab w:pos="10205" w:val="right" w:leader="dot"/>
+        </w:tabs>
+        <w:ind w:left="425"/>
+      </w:pPr>
       <w:r>
-        <w:br w:type="page"/>
+        <w:t>1.6 Проверка</w:t>
+        <w:tab/>
+        <w:t>11</w:t>
       </w:r>
     </w:p>
     <w:p>
       <w:pPr>
+        <w:tabs>
+          <w:tab w:pos="10205" w:val="right" w:leader="dot"/>
+        </w:tabs>
+        <w:ind w:left="0"/>
+      </w:pPr>
+      <w:r>
+        <w:t>ЗАКЛЮЧЕНИЕ</w:t>
+        <w:tab/>
+        <w:t>13</w:t>
+      </w:r>
+    </w:p>
+    <w:p>
+      <w:pPr>
+        <w:tabs>
+          <w:tab w:pos="10205" w:val="right" w:leader="dot"/>
+        </w:tabs>
+        <w:ind w:left="0"/>
+      </w:pPr>
+      <w:r>
+        <w:t>СПИСОК ИСПОЛЬЗОВАННЫХ ИСТОЧНИКОВ</w:t>
+        <w:tab/>
+        <w:t>14</w:t>
+      </w:r>
+    </w:p>
+    <w:p/>
+    <w:p>
+      <w:pPr>
         <w:pStyle w:val="Heading1"/>
+        <w:pageBreakBefore/>
       </w:pPr>
       <w:r>
         <w:t>ВВЕДЕНИЕ</w:t>
@@ -792,13 +780,9 @@
       </w:r>
     </w:p>
     <w:p>
-      <w:r>
-        <w:br w:type="page"/>
-      </w:r>
-    </w:p>
-    <w:p>
       <w:pPr>
         <w:pStyle w:val="Heading1"/>
+        <w:pageBreakBefore/>
       </w:pPr>
       <w:r>
         <w:t>1 ОСНОВНАЯ ЧАСТЬ</w:t>
@@ -807,6 +791,7 @@
     <w:p>
       <w:pPr>
         <w:pStyle w:val="Heading2"/>
+        <w:pageBreakBefore/>
       </w:pPr>
       <w:r>
         <w:t>1.1 Описание окружения</w:t>
@@ -1292,6 +1277,7 @@
     <w:p>
       <w:pPr>
         <w:pStyle w:val="Heading2"/>
+        <w:pageBreakBefore/>
       </w:pPr>
       <w:r>
         <w:t>1.2 Конфигурация NGINX</w:t>
@@ -1566,6 +1552,7 @@
     <w:p>
       <w:pPr>
         <w:pStyle w:val="Heading2"/>
+        <w:pageBreakBefore/>
       </w:pPr>
       <w:r>
         <w:t>1.3 Настройка PHP</w:t>
@@ -1710,6 +1697,7 @@
     <w:p>
       <w:pPr>
         <w:pStyle w:val="Heading2"/>
+        <w:pageBreakBefore/>
       </w:pPr>
       <w:r>
         <w:t>1.4 База данных и подключение приложения</w:t>
@@ -1880,6 +1868,7 @@
     <w:p>
       <w:pPr>
         <w:pStyle w:val="Heading2"/>
+        <w:pageBreakBefore/>
       </w:pPr>
       <w:r>
         <w:t>1.5 Команды запуска</w:t>
@@ -1946,6 +1935,7 @@
     <w:p>
       <w:pPr>
         <w:pStyle w:val="Heading2"/>
+        <w:pageBreakBefore/>
       </w:pPr>
       <w:r>
         <w:t>1.6 Проверка</w:t>
@@ -2385,7 +2375,7 @@
       <w:r>
         <w:drawing>
           <wp:inline xmlns:a="http://schemas.openxmlformats.org/drawingml/2006/main" xmlns:pic="http://schemas.openxmlformats.org/drawingml/2006/picture">
-            <wp:extent cx="6120000" cy="3711353"/>
+            <wp:extent cx="6120000" cy="3719600"/>
             <wp:docPr id="1" name="Picture 1"/>
             <wp:cNvGraphicFramePr>
               <a:graphicFrameLocks noChangeAspect="1"/>
@@ -2406,7 +2396,7 @@
                   <pic:spPr>
                     <a:xfrm>
                       <a:off x="0" y="0"/>
-                      <a:ext cx="6120000" cy="3711353"/>
+                      <a:ext cx="6120000" cy="3719600"/>
                     </a:xfrm>
                     <a:prstGeom prst="rect"/>
                   </pic:spPr>
@@ -2535,13 +2525,9 @@
       </w:r>
     </w:p>
     <w:p>
-      <w:r>
-        <w:br w:type="page"/>
-      </w:r>
-    </w:p>
-    <w:p>
       <w:pPr>
         <w:pStyle w:val="Heading1"/>
+        <w:pageBreakBefore/>
       </w:pPr>
       <w:r>
         <w:t>ЗАКЛЮЧЕНИЕ</w:t>
@@ -2561,13 +2547,9 @@
       </w:r>
     </w:p>
     <w:p>
-      <w:r>
-        <w:br w:type="page"/>
-      </w:r>
-    </w:p>
-    <w:p>
       <w:pPr>
         <w:pStyle w:val="Heading1"/>
+        <w:pageBreakBefore/>
       </w:pPr>
       <w:r>
         <w:t>СПИСОК ИСПОЛЬЗОВАННЫХ ИСТОЧНИКОВ</w:t>
@@ -2994,7 +2976,7 @@
         <w:rFonts w:asciiTheme="minorHAnsi" w:eastAsiaTheme="minorEastAsia" w:hAnsiTheme="minorHAnsi" w:cstheme="minorBidi"/>
         <w:sz w:val="22"/>
         <w:szCs w:val="22"/>
-        <w:lang w:val="en-US" w:eastAsia="en-US" w:bidi="ar-SA"/>
+        <w:lang w:val="ru-RU" w:eastAsia="ru-RU" w:bidi="ar-SA"/>
       </w:rPr>
     </w:rPrDefault>
     <w:pPrDefault>
@@ -3152,6 +3134,7 @@
     <w:rPr>
       <w:rFonts w:ascii="Times New Roman" w:hAnsi="Times New Roman" w:eastAsia="Times New Roman"/>
       <w:sz w:val="24"/>
+      <w:lang w:val="ru-RU" w:eastAsia="ru-RU" w:bidi="ar-SA"/>
     </w:rPr>
   </w:style>
   <w:style w:type="paragraph" w:styleId="Header">
